--- a/docs/Feedback_Review_Analyzer_Project_Handbook.docx
+++ b/docs/Feedback_Review_Analyzer_Project_Handbook.docx
@@ -2241,6 +2241,158 @@
     </w:p>
     <w:p>
       <w:pPr>
+        <w:pStyle w:val="Heading2"/>
+      </w:pPr>
+      <w:r>
+        <w:t>7.1 Formulas used in this project</w:t>
+      </w:r>
+    </w:p>
+    <w:p>
+      <w:r>
+        <w:t>Sentiment inference:</w:t>
+      </w:r>
+    </w:p>
+    <w:p>
+      <w:pPr>
+        <w:shd w:fill="F3F4F6" w:val="clear"/>
+      </w:pPr>
+      <w:r>
+        <w:rPr>
+          <w:rFonts w:ascii="Consolas" w:hAnsi="Consolas"/>
+          <w:sz w:val="18"/>
+        </w:rPr>
+        <w:t>p_c = softmax(logits)_c</w:t>
+        <w:br/>
+        <w:t>label = argmax_c p_c</w:t>
+        <w:br/>
+        <w:t>confidence = max_c p_c</w:t>
+      </w:r>
+    </w:p>
+    <w:p>
+      <w:r>
+        <w:t>Held-out evaluation (Model Validation / Amazon TEST):</w:t>
+      </w:r>
+    </w:p>
+    <w:p>
+      <w:pPr>
+        <w:shd w:fill="F3F4F6" w:val="clear"/>
+      </w:pPr>
+      <w:r>
+        <w:rPr>
+          <w:rFonts w:ascii="Consolas" w:hAnsi="Consolas"/>
+          <w:sz w:val="18"/>
+        </w:rPr>
+        <w:t>precision_c = TP_c / (TP_c + FP_c)</w:t>
+        <w:br/>
+        <w:t>recall_c    = TP_c / (TP_c + FN_c)</w:t>
+        <w:br/>
+        <w:t>F1_c        = 2 * precision_c * recall_c / (precision_c + recall_c)</w:t>
+        <w:br/>
+        <w:t>accuracy    = (# correct) / N</w:t>
+        <w:br/>
+        <w:t>macro_recall = (recall_neg + recall_neu + recall_pos) / 3</w:t>
+      </w:r>
+    </w:p>
+    <w:p>
+      <w:r>
+        <w:t>Class weights (fine-tune CE); selected train uses weight_power=1:</w:t>
+      </w:r>
+    </w:p>
+    <w:p>
+      <w:pPr>
+        <w:shd w:fill="F3F4F6" w:val="clear"/>
+      </w:pPr>
+      <w:r>
+        <w:rPr>
+          <w:rFonts w:ascii="Consolas" w:hAnsi="Consolas"/>
+          <w:sz w:val="18"/>
+        </w:rPr>
+        <w:t>w_c = (N / (3 * count_c)) ** weight_power</w:t>
+        <w:br/>
+        <w:t>w = w / mean(w)</w:t>
+      </w:r>
+    </w:p>
+    <w:p>
+      <w:r>
+        <w:t>Themes:</w:t>
+      </w:r>
+    </w:p>
+    <w:p>
+      <w:pPr>
+        <w:shd w:fill="F3F4F6" w:val="clear"/>
+      </w:pPr>
+      <w:r>
+        <w:rPr>
+          <w:rFonts w:ascii="Consolas" w:hAnsi="Consolas"/>
+          <w:sz w:val="18"/>
+        </w:rPr>
+        <w:t>centroid_k = normalize(mean(embeddings of members_k))</w:t>
+        <w:br/>
+        <w:t>similarity = cosine(embedding, centroid)</w:t>
+        <w:br/>
+        <w:t>coherence  = mean(cosine(member_i, centroid))</w:t>
+        <w:br/>
+        <w:t>negative_pct = 100 * negative_count / size</w:t>
+      </w:r>
+    </w:p>
+    <w:p>
+      <w:r>
+        <w:t>Complaint Radar:</w:t>
+      </w:r>
+    </w:p>
+    <w:p>
+      <w:pPr>
+        <w:shd w:fill="F3F4F6" w:val="clear"/>
+      </w:pPr>
+      <w:r>
+        <w:rPr>
+          <w:rFonts w:ascii="Consolas" w:hAnsi="Consolas"/>
+          <w:sz w:val="18"/>
+        </w:rPr>
+        <w:t>current  = (end - 14d, end];  previous = (end - 28d, end - 14d]</w:t>
+        <w:br/>
+        <w:t>growth_pct     = (current - previous) / previous * 100</w:t>
+        <w:br/>
+        <w:t>negative_ratio = current_negatives / current_mentions</w:t>
+        <w:br/>
+        <w:t>priority       = current_negatives * (1 + clip(growth_pct/100, 0, 3))  # NEW → factor 4</w:t>
+        <w:br/>
+        <w:t>lift           = theme_share(segment=v) / overall_share(segment=v)</w:t>
+      </w:r>
+    </w:p>
+    <w:p>
+      <w:r>
+        <w:t>Status gates (order): NO_DATA → NOT_A_COMPLAINT (neg ratio &lt; 0.5) → INSUFFICIENT_EVIDENCE → NEW → EMERGING (≥ +50%) → DECLINING (≤ −25%, or soft ≤ −15% + falling weekly trend) → STABLE.</w:t>
+      </w:r>
+    </w:p>
+    <w:p>
+      <w:r>
+        <w:t>Drift:</w:t>
+      </w:r>
+    </w:p>
+    <w:p>
+      <w:pPr>
+        <w:shd w:fill="F3F4F6" w:val="clear"/>
+      </w:pPr>
+      <w:r>
+        <w:rPr>
+          <w:rFonts w:ascii="Consolas" w:hAnsi="Consolas"/>
+          <w:sz w:val="18"/>
+        </w:rPr>
+        <w:t>PSI = sum_i (p_cur_i - p_ref_i) * ln(p_cur_i / p_ref_i)</w:t>
+        <w:br/>
+        <w:t>volume change = (r_cur - r_ref) / r_ref     # r = reviews/day</w:t>
+        <w:br/>
+        <w:t>length: KS statistic D + p-value on redacted text lengths</w:t>
+      </w:r>
+    </w:p>
+    <w:p>
+      <w:r>
+        <w:t>PSI: &lt;0.10 none, 0.10–0.25 moderate, ≥0.25 significant. Volume |change|: &lt;20% / 20–50% / ≥50%. KS significant if p&lt;0.01 and D≥0.20. Same formulas appear in the Backend Guide and UI Guide next to each topic.</w:t>
+      </w:r>
+    </w:p>
+    <w:p>
+      <w:pPr>
         <w:pStyle w:val="Heading1"/>
       </w:pPr>
       <w:r>
